--- a/docx/en/BUFRCREX_TableB_en_25.docx
+++ b/docx/en/BUFRCREX_TableB_en_25.docx
@@ -239,7 +239,7 @@
                 <w:b w:val="0"/>
                 <w:sz w:val="16"/>
               </w:rPr>
-              <w:t>025001</w:t>
+              <w:t>0 25 001</w:t>
             </w:r>
           </w:p>
         </w:tc>
@@ -403,7 +403,7 @@
                 <w:b w:val="0"/>
                 <w:sz w:val="16"/>
               </w:rPr>
-              <w:t>025002</w:t>
+              <w:t>0 25 002</w:t>
             </w:r>
           </w:p>
         </w:tc>
@@ -567,7 +567,7 @@
                 <w:b w:val="0"/>
                 <w:sz w:val="16"/>
               </w:rPr>
-              <w:t>025003</w:t>
+              <w:t>0 25 003</w:t>
             </w:r>
           </w:p>
         </w:tc>
@@ -731,7 +731,7 @@
                 <w:b w:val="0"/>
                 <w:sz w:val="16"/>
               </w:rPr>
-              <w:t>025004</w:t>
+              <w:t>0 25 004</w:t>
             </w:r>
           </w:p>
         </w:tc>
@@ -895,7 +895,7 @@
                 <w:b w:val="0"/>
                 <w:sz w:val="16"/>
               </w:rPr>
-              <w:t>025005</w:t>
+              <w:t>0 25 005</w:t>
             </w:r>
           </w:p>
         </w:tc>
@@ -1059,7 +1059,7 @@
                 <w:b w:val="0"/>
                 <w:sz w:val="16"/>
               </w:rPr>
-              <w:t>025006</w:t>
+              <w:t>0 25 006</w:t>
             </w:r>
           </w:p>
         </w:tc>
@@ -1223,7 +1223,7 @@
                 <w:b w:val="0"/>
                 <w:sz w:val="16"/>
               </w:rPr>
-              <w:t>025007</w:t>
+              <w:t>0 25 007</w:t>
             </w:r>
           </w:p>
         </w:tc>
@@ -1387,7 +1387,7 @@
                 <w:b w:val="0"/>
                 <w:sz w:val="16"/>
               </w:rPr>
-              <w:t>025008</w:t>
+              <w:t>0 25 008</w:t>
             </w:r>
           </w:p>
         </w:tc>
@@ -1551,7 +1551,7 @@
                 <w:b w:val="0"/>
                 <w:sz w:val="16"/>
               </w:rPr>
-              <w:t>025009</w:t>
+              <w:t>0 25 009</w:t>
             </w:r>
           </w:p>
         </w:tc>
@@ -1716,7 +1716,7 @@
                 <w:b w:val="0"/>
                 <w:sz w:val="16"/>
               </w:rPr>
-              <w:t>025010</w:t>
+              <w:t>0 25 010</w:t>
             </w:r>
           </w:p>
         </w:tc>
@@ -1880,7 +1880,7 @@
                 <w:b w:val="0"/>
                 <w:sz w:val="16"/>
               </w:rPr>
-              <w:t>025011</w:t>
+              <w:t>0 25 011</w:t>
             </w:r>
           </w:p>
         </w:tc>
@@ -2044,7 +2044,7 @@
                 <w:b w:val="0"/>
                 <w:sz w:val="16"/>
               </w:rPr>
-              <w:t>025012</w:t>
+              <w:t>0 25 012</w:t>
             </w:r>
           </w:p>
         </w:tc>
@@ -2208,7 +2208,7 @@
                 <w:b w:val="0"/>
                 <w:sz w:val="16"/>
               </w:rPr>
-              <w:t>025013</w:t>
+              <w:t>0 25 013</w:t>
             </w:r>
           </w:p>
         </w:tc>
@@ -2372,7 +2372,7 @@
                 <w:b w:val="0"/>
                 <w:sz w:val="16"/>
               </w:rPr>
-              <w:t>025014</w:t>
+              <w:t>0 25 014</w:t>
             </w:r>
           </w:p>
         </w:tc>
@@ -2537,7 +2537,7 @@
                 <w:b w:val="0"/>
                 <w:sz w:val="16"/>
               </w:rPr>
-              <w:t>025015</w:t>
+              <w:t>0 25 015</w:t>
             </w:r>
           </w:p>
         </w:tc>
@@ -2701,7 +2701,7 @@
                 <w:b w:val="0"/>
                 <w:sz w:val="16"/>
               </w:rPr>
-              <w:t>025016</w:t>
+              <w:t>0 25 016</w:t>
             </w:r>
           </w:p>
         </w:tc>
@@ -2865,7 +2865,7 @@
                 <w:b w:val="0"/>
                 <w:sz w:val="16"/>
               </w:rPr>
-              <w:t>025017</w:t>
+              <w:t>0 25 017</w:t>
             </w:r>
           </w:p>
         </w:tc>
@@ -3029,7 +3029,7 @@
                 <w:b w:val="0"/>
                 <w:sz w:val="16"/>
               </w:rPr>
-              <w:t>025018</w:t>
+              <w:t>0 25 018</w:t>
             </w:r>
           </w:p>
         </w:tc>
@@ -3193,7 +3193,7 @@
                 <w:b w:val="0"/>
                 <w:sz w:val="16"/>
               </w:rPr>
-              <w:t>025019</w:t>
+              <w:t>0 25 019</w:t>
             </w:r>
           </w:p>
         </w:tc>
@@ -3357,7 +3357,7 @@
                 <w:b w:val="0"/>
                 <w:sz w:val="16"/>
               </w:rPr>
-              <w:t>025020</w:t>
+              <w:t>0 25 020</w:t>
             </w:r>
           </w:p>
         </w:tc>
@@ -3521,7 +3521,7 @@
                 <w:b w:val="0"/>
                 <w:sz w:val="16"/>
               </w:rPr>
-              <w:t>025021</w:t>
+              <w:t>0 25 021</w:t>
             </w:r>
           </w:p>
         </w:tc>
@@ -3685,7 +3685,7 @@
                 <w:b w:val="0"/>
                 <w:sz w:val="16"/>
               </w:rPr>
-              <w:t>025022</w:t>
+              <w:t>0 25 022</w:t>
             </w:r>
           </w:p>
         </w:tc>
@@ -3849,7 +3849,7 @@
                 <w:b w:val="0"/>
                 <w:sz w:val="16"/>
               </w:rPr>
-              <w:t>025023</w:t>
+              <w:t>0 25 023</w:t>
             </w:r>
           </w:p>
         </w:tc>
@@ -4013,7 +4013,7 @@
                 <w:b w:val="0"/>
                 <w:sz w:val="16"/>
               </w:rPr>
-              <w:t>025024</w:t>
+              <w:t>0 25 024</w:t>
             </w:r>
           </w:p>
         </w:tc>
@@ -4177,7 +4177,7 @@
                 <w:b w:val="0"/>
                 <w:sz w:val="16"/>
               </w:rPr>
-              <w:t>025025</w:t>
+              <w:t>0 25 025</w:t>
             </w:r>
           </w:p>
         </w:tc>
@@ -4341,7 +4341,7 @@
                 <w:b w:val="0"/>
                 <w:sz w:val="16"/>
               </w:rPr>
-              <w:t>025026</w:t>
+              <w:t>0 25 026</w:t>
             </w:r>
           </w:p>
         </w:tc>
@@ -4505,7 +4505,7 @@
                 <w:b w:val="0"/>
                 <w:sz w:val="16"/>
               </w:rPr>
-              <w:t>025028</w:t>
+              <w:t>0 25 028</w:t>
             </w:r>
           </w:p>
         </w:tc>
@@ -4669,7 +4669,7 @@
                 <w:b w:val="0"/>
                 <w:sz w:val="16"/>
               </w:rPr>
-              <w:t>025029</w:t>
+              <w:t>0 25 029</w:t>
             </w:r>
           </w:p>
         </w:tc>
@@ -4834,7 +4834,7 @@
                 <w:b w:val="0"/>
                 <w:sz w:val="16"/>
               </w:rPr>
-              <w:t>025030</w:t>
+              <w:t>0 25 030</w:t>
             </w:r>
           </w:p>
         </w:tc>
@@ -4998,7 +4998,7 @@
                 <w:b w:val="0"/>
                 <w:sz w:val="16"/>
               </w:rPr>
-              <w:t>025031</w:t>
+              <w:t>0 25 031</w:t>
             </w:r>
           </w:p>
         </w:tc>
@@ -5162,7 +5162,7 @@
                 <w:b w:val="0"/>
                 <w:sz w:val="16"/>
               </w:rPr>
-              <w:t>025032</w:t>
+              <w:t>0 25 032</w:t>
             </w:r>
           </w:p>
         </w:tc>
@@ -5327,7 +5327,7 @@
                 <w:b w:val="0"/>
                 <w:sz w:val="16"/>
               </w:rPr>
-              <w:t>025033</w:t>
+              <w:t>0 25 033</w:t>
             </w:r>
           </w:p>
         </w:tc>
@@ -5492,7 +5492,7 @@
                 <w:b w:val="0"/>
                 <w:sz w:val="16"/>
               </w:rPr>
-              <w:t>025034</w:t>
+              <w:t>0 25 034</w:t>
             </w:r>
           </w:p>
         </w:tc>
@@ -5657,7 +5657,7 @@
                 <w:b w:val="0"/>
                 <w:sz w:val="16"/>
               </w:rPr>
-              <w:t>025035</w:t>
+              <w:t>0 25 035</w:t>
             </w:r>
           </w:p>
         </w:tc>
@@ -5822,7 +5822,7 @@
                 <w:b w:val="0"/>
                 <w:sz w:val="16"/>
               </w:rPr>
-              <w:t>025036</w:t>
+              <w:t>0 25 036</w:t>
             </w:r>
           </w:p>
         </w:tc>
@@ -5986,7 +5986,7 @@
                 <w:b w:val="0"/>
                 <w:sz w:val="16"/>
               </w:rPr>
-              <w:t>025037</w:t>
+              <w:t>0 25 037</w:t>
             </w:r>
           </w:p>
         </w:tc>
@@ -6150,7 +6150,7 @@
                 <w:b w:val="0"/>
                 <w:sz w:val="16"/>
               </w:rPr>
-              <w:t>025038</w:t>
+              <w:t>0 25 038</w:t>
             </w:r>
           </w:p>
         </w:tc>
@@ -6314,7 +6314,7 @@
                 <w:b w:val="0"/>
                 <w:sz w:val="16"/>
               </w:rPr>
-              <w:t>025040</w:t>
+              <w:t>0 25 040</w:t>
             </w:r>
           </w:p>
         </w:tc>
@@ -6478,7 +6478,7 @@
                 <w:b w:val="0"/>
                 <w:sz w:val="16"/>
               </w:rPr>
-              <w:t>025041</w:t>
+              <w:t>0 25 041</w:t>
             </w:r>
           </w:p>
         </w:tc>
@@ -6642,7 +6642,7 @@
                 <w:b w:val="0"/>
                 <w:sz w:val="16"/>
               </w:rPr>
-              <w:t>025042</w:t>
+              <w:t>0 25 042</w:t>
             </w:r>
           </w:p>
         </w:tc>
@@ -6806,7 +6806,7 @@
                 <w:b w:val="0"/>
                 <w:sz w:val="16"/>
               </w:rPr>
-              <w:t>025043</w:t>
+              <w:t>0 25 043</w:t>
             </w:r>
           </w:p>
         </w:tc>
@@ -6970,7 +6970,7 @@
                 <w:b w:val="0"/>
                 <w:sz w:val="16"/>
               </w:rPr>
-              <w:t>025044</w:t>
+              <w:t>0 25 044</w:t>
             </w:r>
           </w:p>
         </w:tc>
@@ -7134,7 +7134,7 @@
                 <w:b w:val="0"/>
                 <w:sz w:val="16"/>
               </w:rPr>
-              <w:t>025045</w:t>
+              <w:t>0 25 045</w:t>
             </w:r>
           </w:p>
         </w:tc>
@@ -7298,7 +7298,7 @@
                 <w:b w:val="0"/>
                 <w:sz w:val="16"/>
               </w:rPr>
-              <w:t>025046</w:t>
+              <w:t>0 25 046</w:t>
             </w:r>
           </w:p>
         </w:tc>
@@ -7462,7 +7462,7 @@
                 <w:b w:val="0"/>
                 <w:sz w:val="16"/>
               </w:rPr>
-              <w:t>025047</w:t>
+              <w:t>0 25 047</w:t>
             </w:r>
           </w:p>
         </w:tc>
@@ -7626,7 +7626,7 @@
                 <w:b w:val="0"/>
                 <w:sz w:val="16"/>
               </w:rPr>
-              <w:t>025048</w:t>
+              <w:t>0 25 048</w:t>
             </w:r>
           </w:p>
         </w:tc>
@@ -7790,7 +7790,7 @@
                 <w:b w:val="0"/>
                 <w:sz w:val="16"/>
               </w:rPr>
-              <w:t>025049</w:t>
+              <w:t>0 25 049</w:t>
             </w:r>
           </w:p>
         </w:tc>
@@ -7954,7 +7954,7 @@
                 <w:b w:val="0"/>
                 <w:sz w:val="16"/>
               </w:rPr>
-              <w:t>025050</w:t>
+              <w:t>0 25 050</w:t>
             </w:r>
           </w:p>
         </w:tc>
@@ -8118,7 +8118,7 @@
                 <w:b w:val="0"/>
                 <w:sz w:val="16"/>
               </w:rPr>
-              <w:t>025051</w:t>
+              <w:t>0 25 051</w:t>
             </w:r>
           </w:p>
         </w:tc>
@@ -8282,7 +8282,7 @@
                 <w:b w:val="0"/>
                 <w:sz w:val="16"/>
               </w:rPr>
-              <w:t>025052</w:t>
+              <w:t>0 25 052</w:t>
             </w:r>
           </w:p>
         </w:tc>
@@ -8446,7 +8446,7 @@
                 <w:b w:val="0"/>
                 <w:sz w:val="16"/>
               </w:rPr>
-              <w:t>025053</w:t>
+              <w:t>0 25 053</w:t>
             </w:r>
           </w:p>
         </w:tc>
@@ -8610,7 +8610,7 @@
                 <w:b w:val="0"/>
                 <w:sz w:val="16"/>
               </w:rPr>
-              <w:t>025054</w:t>
+              <w:t>0 25 054</w:t>
             </w:r>
           </w:p>
         </w:tc>
@@ -8774,7 +8774,7 @@
                 <w:b w:val="0"/>
                 <w:sz w:val="16"/>
               </w:rPr>
-              <w:t>025055</w:t>
+              <w:t>0 25 055</w:t>
             </w:r>
           </w:p>
         </w:tc>
@@ -8938,7 +8938,7 @@
                 <w:b w:val="0"/>
                 <w:sz w:val="16"/>
               </w:rPr>
-              <w:t>025056</w:t>
+              <w:t>0 25 056</w:t>
             </w:r>
           </w:p>
         </w:tc>
@@ -9102,7 +9102,7 @@
                 <w:b w:val="0"/>
                 <w:sz w:val="16"/>
               </w:rPr>
-              <w:t>025060</w:t>
+              <w:t>0 25 060</w:t>
             </w:r>
           </w:p>
         </w:tc>
@@ -9267,7 +9267,7 @@
                 <w:b w:val="0"/>
                 <w:sz w:val="16"/>
               </w:rPr>
-              <w:t>025061</w:t>
+              <w:t>0 25 061</w:t>
             </w:r>
           </w:p>
         </w:tc>
@@ -9431,7 +9431,7 @@
                 <w:b w:val="0"/>
                 <w:sz w:val="16"/>
               </w:rPr>
-              <w:t>025062</w:t>
+              <w:t>0 25 062</w:t>
             </w:r>
           </w:p>
         </w:tc>
@@ -9595,7 +9595,7 @@
                 <w:b w:val="0"/>
                 <w:sz w:val="16"/>
               </w:rPr>
-              <w:t>025063</w:t>
+              <w:t>0 25 063</w:t>
             </w:r>
           </w:p>
         </w:tc>
@@ -9760,7 +9760,7 @@
                 <w:b w:val="0"/>
                 <w:sz w:val="16"/>
               </w:rPr>
-              <w:t>025065</w:t>
+              <w:t>0 25 065</w:t>
             </w:r>
           </w:p>
         </w:tc>
@@ -9924,7 +9924,7 @@
                 <w:b w:val="0"/>
                 <w:sz w:val="16"/>
               </w:rPr>
-              <w:t>025066</w:t>
+              <w:t>0 25 066</w:t>
             </w:r>
           </w:p>
         </w:tc>
@@ -10088,7 +10088,7 @@
                 <w:b w:val="0"/>
                 <w:sz w:val="16"/>
               </w:rPr>
-              <w:t>025067</w:t>
+              <w:t>0 25 067</w:t>
             </w:r>
           </w:p>
         </w:tc>
@@ -10252,7 +10252,7 @@
                 <w:b w:val="0"/>
                 <w:sz w:val="16"/>
               </w:rPr>
-              <w:t>025068</w:t>
+              <w:t>0 25 068</w:t>
             </w:r>
           </w:p>
         </w:tc>
@@ -10416,7 +10416,7 @@
                 <w:b w:val="0"/>
                 <w:sz w:val="16"/>
               </w:rPr>
-              <w:t>025069</w:t>
+              <w:t>0 25 069</w:t>
             </w:r>
           </w:p>
         </w:tc>
@@ -10580,7 +10580,7 @@
                 <w:b w:val="0"/>
                 <w:sz w:val="16"/>
               </w:rPr>
-              <w:t>025070</w:t>
+              <w:t>0 25 070</w:t>
             </w:r>
           </w:p>
         </w:tc>
@@ -10744,7 +10744,7 @@
                 <w:b w:val="0"/>
                 <w:sz w:val="16"/>
               </w:rPr>
-              <w:t>025071</w:t>
+              <w:t>0 25 071</w:t>
             </w:r>
           </w:p>
         </w:tc>
@@ -10908,7 +10908,7 @@
                 <w:b w:val="0"/>
                 <w:sz w:val="16"/>
               </w:rPr>
-              <w:t>025075</w:t>
+              <w:t>0 25 075</w:t>
             </w:r>
           </w:p>
         </w:tc>
@@ -11072,7 +11072,7 @@
                 <w:b w:val="0"/>
                 <w:sz w:val="16"/>
               </w:rPr>
-              <w:t>025076</w:t>
+              <w:t>0 25 076</w:t>
             </w:r>
           </w:p>
         </w:tc>
@@ -11236,7 +11236,7 @@
                 <w:b w:val="0"/>
                 <w:sz w:val="16"/>
               </w:rPr>
-              <w:t>025077</w:t>
+              <w:t>0 25 077</w:t>
             </w:r>
           </w:p>
         </w:tc>
@@ -11400,7 +11400,7 @@
                 <w:b w:val="0"/>
                 <w:sz w:val="16"/>
               </w:rPr>
-              <w:t>025078</w:t>
+              <w:t>0 25 078</w:t>
             </w:r>
           </w:p>
         </w:tc>
@@ -11564,7 +11564,7 @@
                 <w:b w:val="0"/>
                 <w:sz w:val="16"/>
               </w:rPr>
-              <w:t>025079</w:t>
+              <w:t>0 25 079</w:t>
             </w:r>
           </w:p>
         </w:tc>
@@ -11728,7 +11728,7 @@
                 <w:b w:val="0"/>
                 <w:sz w:val="16"/>
               </w:rPr>
-              <w:t>025080</w:t>
+              <w:t>0 25 080</w:t>
             </w:r>
           </w:p>
         </w:tc>
@@ -11892,7 +11892,7 @@
                 <w:b w:val="0"/>
                 <w:sz w:val="16"/>
               </w:rPr>
-              <w:t>025081</w:t>
+              <w:t>0 25 081</w:t>
             </w:r>
           </w:p>
         </w:tc>
@@ -12056,7 +12056,7 @@
                 <w:b w:val="0"/>
                 <w:sz w:val="16"/>
               </w:rPr>
-              <w:t>025082</w:t>
+              <w:t>0 25 082</w:t>
             </w:r>
           </w:p>
         </w:tc>
@@ -12220,7 +12220,7 @@
                 <w:b w:val="0"/>
                 <w:sz w:val="16"/>
               </w:rPr>
-              <w:t>025083</w:t>
+              <w:t>0 25 083</w:t>
             </w:r>
           </w:p>
         </w:tc>
@@ -12384,7 +12384,7 @@
                 <w:b w:val="0"/>
                 <w:sz w:val="16"/>
               </w:rPr>
-              <w:t>025084</w:t>
+              <w:t>0 25 084</w:t>
             </w:r>
           </w:p>
         </w:tc>
@@ -12548,7 +12548,7 @@
                 <w:b w:val="0"/>
                 <w:sz w:val="16"/>
               </w:rPr>
-              <w:t>025085</w:t>
+              <w:t>0 25 085</w:t>
             </w:r>
           </w:p>
         </w:tc>
@@ -12712,7 +12712,7 @@
                 <w:b w:val="0"/>
                 <w:sz w:val="16"/>
               </w:rPr>
-              <w:t>025086</w:t>
+              <w:t>0 25 086</w:t>
             </w:r>
           </w:p>
         </w:tc>
@@ -12876,7 +12876,7 @@
                 <w:b w:val="0"/>
                 <w:sz w:val="16"/>
               </w:rPr>
-              <w:t>025090</w:t>
+              <w:t>0 25 090</w:t>
             </w:r>
           </w:p>
         </w:tc>
@@ -13040,7 +13040,7 @@
                 <w:b w:val="0"/>
                 <w:sz w:val="16"/>
               </w:rPr>
-              <w:t>025091</w:t>
+              <w:t>0 25 091</w:t>
             </w:r>
           </w:p>
         </w:tc>
@@ -13204,7 +13204,7 @@
                 <w:b w:val="0"/>
                 <w:sz w:val="16"/>
               </w:rPr>
-              <w:t>025092</w:t>
+              <w:t>0 25 092</w:t>
             </w:r>
           </w:p>
         </w:tc>
@@ -13368,7 +13368,7 @@
                 <w:b w:val="0"/>
                 <w:sz w:val="16"/>
               </w:rPr>
-              <w:t>025093</w:t>
+              <w:t>0 25 093</w:t>
             </w:r>
           </w:p>
         </w:tc>
@@ -13532,7 +13532,7 @@
                 <w:b w:val="0"/>
                 <w:sz w:val="16"/>
               </w:rPr>
-              <w:t>025095</w:t>
+              <w:t>0 25 095</w:t>
             </w:r>
           </w:p>
         </w:tc>
@@ -13696,7 +13696,7 @@
                 <w:b w:val="0"/>
                 <w:sz w:val="16"/>
               </w:rPr>
-              <w:t>025096</w:t>
+              <w:t>0 25 096</w:t>
             </w:r>
           </w:p>
         </w:tc>
@@ -13860,7 +13860,7 @@
                 <w:b w:val="0"/>
                 <w:sz w:val="16"/>
               </w:rPr>
-              <w:t>025097</w:t>
+              <w:t>0 25 097</w:t>
             </w:r>
           </w:p>
         </w:tc>
@@ -14024,7 +14024,7 @@
                 <w:b w:val="0"/>
                 <w:sz w:val="16"/>
               </w:rPr>
-              <w:t>025098</w:t>
+              <w:t>0 25 098</w:t>
             </w:r>
           </w:p>
         </w:tc>
@@ -14188,7 +14188,7 @@
                 <w:b w:val="0"/>
                 <w:sz w:val="16"/>
               </w:rPr>
-              <w:t>025099</w:t>
+              <w:t>0 25 099</w:t>
             </w:r>
           </w:p>
         </w:tc>
@@ -14352,7 +14352,7 @@
                 <w:b w:val="0"/>
                 <w:sz w:val="16"/>
               </w:rPr>
-              <w:t>025100</w:t>
+              <w:t>0 25 100</w:t>
             </w:r>
           </w:p>
         </w:tc>
@@ -14516,7 +14516,7 @@
                 <w:b w:val="0"/>
                 <w:sz w:val="16"/>
               </w:rPr>
-              <w:t>025101</w:t>
+              <w:t>0 25 101</w:t>
             </w:r>
           </w:p>
         </w:tc>
@@ -14680,7 +14680,7 @@
                 <w:b w:val="0"/>
                 <w:sz w:val="16"/>
               </w:rPr>
-              <w:t>025102</w:t>
+              <w:t>0 25 102</w:t>
             </w:r>
           </w:p>
         </w:tc>
@@ -14844,7 +14844,7 @@
                 <w:b w:val="0"/>
                 <w:sz w:val="16"/>
               </w:rPr>
-              <w:t>025103</w:t>
+              <w:t>0 25 103</w:t>
             </w:r>
           </w:p>
         </w:tc>
@@ -15008,7 +15008,7 @@
                 <w:b w:val="0"/>
                 <w:sz w:val="16"/>
               </w:rPr>
-              <w:t>025104</w:t>
+              <w:t>0 25 104</w:t>
             </w:r>
           </w:p>
         </w:tc>
@@ -15172,7 +15172,7 @@
                 <w:b w:val="0"/>
                 <w:sz w:val="16"/>
               </w:rPr>
-              <w:t>025105</w:t>
+              <w:t>0 25 105</w:t>
             </w:r>
           </w:p>
         </w:tc>
@@ -15336,7 +15336,7 @@
                 <w:b w:val="0"/>
                 <w:sz w:val="16"/>
               </w:rPr>
-              <w:t>025106</w:t>
+              <w:t>0 25 106</w:t>
             </w:r>
           </w:p>
         </w:tc>
@@ -15500,7 +15500,7 @@
                 <w:b w:val="0"/>
                 <w:sz w:val="16"/>
               </w:rPr>
-              <w:t>025107</w:t>
+              <w:t>0 25 107</w:t>
             </w:r>
           </w:p>
         </w:tc>
@@ -15664,7 +15664,7 @@
                 <w:b w:val="0"/>
                 <w:sz w:val="16"/>
               </w:rPr>
-              <w:t>025108</w:t>
+              <w:t>0 25 108</w:t>
             </w:r>
           </w:p>
         </w:tc>
@@ -15828,7 +15828,7 @@
                 <w:b w:val="0"/>
                 <w:sz w:val="16"/>
               </w:rPr>
-              <w:t>025110</w:t>
+              <w:t>0 25 110</w:t>
             </w:r>
           </w:p>
         </w:tc>
@@ -15992,7 +15992,7 @@
                 <w:b w:val="0"/>
                 <w:sz w:val="16"/>
               </w:rPr>
-              <w:t>025111</w:t>
+              <w:t>0 25 111</w:t>
             </w:r>
           </w:p>
         </w:tc>
@@ -16156,7 +16156,7 @@
                 <w:b w:val="0"/>
                 <w:sz w:val="16"/>
               </w:rPr>
-              <w:t>025112</w:t>
+              <w:t>0 25 112</w:t>
             </w:r>
           </w:p>
         </w:tc>
@@ -16320,7 +16320,7 @@
                 <w:b w:val="0"/>
                 <w:sz w:val="16"/>
               </w:rPr>
-              <w:t>025113</w:t>
+              <w:t>0 25 113</w:t>
             </w:r>
           </w:p>
         </w:tc>
@@ -16484,7 +16484,7 @@
                 <w:b w:val="0"/>
                 <w:sz w:val="16"/>
               </w:rPr>
-              <w:t>025120</w:t>
+              <w:t>0 25 120</w:t>
             </w:r>
           </w:p>
         </w:tc>
@@ -16648,7 +16648,7 @@
                 <w:b w:val="0"/>
                 <w:sz w:val="16"/>
               </w:rPr>
-              <w:t>025121</w:t>
+              <w:t>0 25 121</w:t>
             </w:r>
           </w:p>
         </w:tc>
@@ -16812,7 +16812,7 @@
                 <w:b w:val="0"/>
                 <w:sz w:val="16"/>
               </w:rPr>
-              <w:t>025122</w:t>
+              <w:t>0 25 122</w:t>
             </w:r>
           </w:p>
         </w:tc>
@@ -16976,7 +16976,7 @@
                 <w:b w:val="0"/>
                 <w:sz w:val="16"/>
               </w:rPr>
-              <w:t>025123</w:t>
+              <w:t>0 25 123</w:t>
             </w:r>
           </w:p>
         </w:tc>
@@ -17140,7 +17140,7 @@
                 <w:b w:val="0"/>
                 <w:sz w:val="16"/>
               </w:rPr>
-              <w:t>025124</w:t>
+              <w:t>0 25 124</w:t>
             </w:r>
           </w:p>
         </w:tc>
@@ -17304,7 +17304,7 @@
                 <w:b w:val="0"/>
                 <w:sz w:val="16"/>
               </w:rPr>
-              <w:t>025125</w:t>
+              <w:t>0 25 125</w:t>
             </w:r>
           </w:p>
         </w:tc>
@@ -17468,7 +17468,7 @@
                 <w:b w:val="0"/>
                 <w:sz w:val="16"/>
               </w:rPr>
-              <w:t>025126</w:t>
+              <w:t>0 25 126</w:t>
             </w:r>
           </w:p>
         </w:tc>
@@ -17632,7 +17632,7 @@
                 <w:b w:val="0"/>
                 <w:sz w:val="16"/>
               </w:rPr>
-              <w:t>025127</w:t>
+              <w:t>0 25 127</w:t>
             </w:r>
           </w:p>
         </w:tc>
@@ -17796,7 +17796,7 @@
                 <w:b w:val="0"/>
                 <w:sz w:val="16"/>
               </w:rPr>
-              <w:t>025128</w:t>
+              <w:t>0 25 128</w:t>
             </w:r>
           </w:p>
         </w:tc>
@@ -17960,7 +17960,7 @@
                 <w:b w:val="0"/>
                 <w:sz w:val="16"/>
               </w:rPr>
-              <w:t>025129</w:t>
+              <w:t>0 25 129</w:t>
             </w:r>
           </w:p>
         </w:tc>
@@ -18124,7 +18124,7 @@
                 <w:b w:val="0"/>
                 <w:sz w:val="16"/>
               </w:rPr>
-              <w:t>025130</w:t>
+              <w:t>0 25 130</w:t>
             </w:r>
           </w:p>
         </w:tc>
@@ -18288,7 +18288,7 @@
                 <w:b w:val="0"/>
                 <w:sz w:val="16"/>
               </w:rPr>
-              <w:t>025131</w:t>
+              <w:t>0 25 131</w:t>
             </w:r>
           </w:p>
         </w:tc>
@@ -18452,7 +18452,7 @@
                 <w:b w:val="0"/>
                 <w:sz w:val="16"/>
               </w:rPr>
-              <w:t>025132</w:t>
+              <w:t>0 25 132</w:t>
             </w:r>
           </w:p>
         </w:tc>
@@ -18616,7 +18616,7 @@
                 <w:b w:val="0"/>
                 <w:sz w:val="16"/>
               </w:rPr>
-              <w:t>025133</w:t>
+              <w:t>0 25 133</w:t>
             </w:r>
           </w:p>
         </w:tc>
@@ -18780,7 +18780,7 @@
                 <w:b w:val="0"/>
                 <w:sz w:val="16"/>
               </w:rPr>
-              <w:t>025134</w:t>
+              <w:t>0 25 134</w:t>
             </w:r>
           </w:p>
         </w:tc>
@@ -18944,7 +18944,7 @@
                 <w:b w:val="0"/>
                 <w:sz w:val="16"/>
               </w:rPr>
-              <w:t>025135</w:t>
+              <w:t>0 25 135</w:t>
             </w:r>
           </w:p>
         </w:tc>
@@ -19108,7 +19108,7 @@
                 <w:b w:val="0"/>
                 <w:sz w:val="16"/>
               </w:rPr>
-              <w:t>025136</w:t>
+              <w:t>0 25 136</w:t>
             </w:r>
           </w:p>
         </w:tc>
@@ -19272,7 +19272,7 @@
                 <w:b w:val="0"/>
                 <w:sz w:val="16"/>
               </w:rPr>
-              <w:t>025137</w:t>
+              <w:t>0 25 137</w:t>
             </w:r>
           </w:p>
         </w:tc>
@@ -19436,7 +19436,7 @@
                 <w:b w:val="0"/>
                 <w:sz w:val="16"/>
               </w:rPr>
-              <w:t>025138</w:t>
+              <w:t>0 25 138</w:t>
             </w:r>
           </w:p>
         </w:tc>
@@ -19600,7 +19600,7 @@
                 <w:b w:val="0"/>
                 <w:sz w:val="16"/>
               </w:rPr>
-              <w:t>025139</w:t>
+              <w:t>0 25 139</w:t>
             </w:r>
           </w:p>
         </w:tc>
@@ -19764,7 +19764,7 @@
                 <w:b w:val="0"/>
                 <w:sz w:val="16"/>
               </w:rPr>
-              <w:t>025140</w:t>
+              <w:t>0 25 140</w:t>
             </w:r>
           </w:p>
         </w:tc>
@@ -19928,7 +19928,7 @@
                 <w:b w:val="0"/>
                 <w:sz w:val="16"/>
               </w:rPr>
-              <w:t>025141</w:t>
+              <w:t>0 25 141</w:t>
             </w:r>
           </w:p>
         </w:tc>
@@ -20092,7 +20092,7 @@
                 <w:b w:val="0"/>
                 <w:sz w:val="16"/>
               </w:rPr>
-              <w:t>025142</w:t>
+              <w:t>0 25 142</w:t>
             </w:r>
           </w:p>
         </w:tc>
@@ -20256,7 +20256,7 @@
                 <w:b w:val="0"/>
                 <w:sz w:val="16"/>
               </w:rPr>
-              <w:t>025143</w:t>
+              <w:t>0 25 143</w:t>
             </w:r>
           </w:p>
         </w:tc>
@@ -20421,7 +20421,7 @@
                 <w:b w:val="0"/>
                 <w:sz w:val="16"/>
               </w:rPr>
-              <w:t>025144</w:t>
+              <w:t>0 25 144</w:t>
             </w:r>
           </w:p>
         </w:tc>
@@ -20585,7 +20585,7 @@
                 <w:b w:val="0"/>
                 <w:sz w:val="16"/>
               </w:rPr>
-              <w:t>025145</w:t>
+              <w:t>0 25 145</w:t>
             </w:r>
           </w:p>
         </w:tc>
@@ -20749,7 +20749,7 @@
                 <w:b w:val="0"/>
                 <w:sz w:val="16"/>
               </w:rPr>
-              <w:t>025148</w:t>
+              <w:t>0 25 148</w:t>
             </w:r>
           </w:p>
         </w:tc>
@@ -20913,7 +20913,7 @@
                 <w:b w:val="0"/>
                 <w:sz w:val="16"/>
               </w:rPr>
-              <w:t>025149</w:t>
+              <w:t>0 25 149</w:t>
             </w:r>
           </w:p>
         </w:tc>
@@ -21077,7 +21077,7 @@
                 <w:b w:val="0"/>
                 <w:sz w:val="16"/>
               </w:rPr>
-              <w:t>025150</w:t>
+              <w:t>0 25 150</w:t>
             </w:r>
           </w:p>
         </w:tc>
@@ -21241,7 +21241,7 @@
                 <w:b w:val="0"/>
                 <w:sz w:val="16"/>
               </w:rPr>
-              <w:t>025160</w:t>
+              <w:t>0 25 160</w:t>
             </w:r>
           </w:p>
         </w:tc>
@@ -21405,7 +21405,7 @@
                 <w:b w:val="0"/>
                 <w:sz w:val="16"/>
               </w:rPr>
-              <w:t>025161</w:t>
+              <w:t>0 25 161</w:t>
             </w:r>
           </w:p>
         </w:tc>
@@ -21569,7 +21569,7 @@
                 <w:b w:val="0"/>
                 <w:sz w:val="16"/>
               </w:rPr>
-              <w:t>025162</w:t>
+              <w:t>0 25 162</w:t>
             </w:r>
           </w:p>
         </w:tc>
@@ -21733,7 +21733,7 @@
                 <w:b w:val="0"/>
                 <w:sz w:val="16"/>
               </w:rPr>
-              <w:t>025163</w:t>
+              <w:t>0 25 163</w:t>
             </w:r>
           </w:p>
         </w:tc>
@@ -21897,7 +21897,7 @@
                 <w:b w:val="0"/>
                 <w:sz w:val="16"/>
               </w:rPr>
-              <w:t>025164</w:t>
+              <w:t>0 25 164</w:t>
             </w:r>
           </w:p>
         </w:tc>
@@ -22061,7 +22061,7 @@
                 <w:b w:val="0"/>
                 <w:sz w:val="16"/>
               </w:rPr>
-              <w:t>025165</w:t>
+              <w:t>0 25 165</w:t>
             </w:r>
           </w:p>
         </w:tc>
@@ -22225,7 +22225,7 @@
                 <w:b w:val="0"/>
                 <w:sz w:val="16"/>
               </w:rPr>
-              <w:t>025166</w:t>
+              <w:t>0 25 166</w:t>
             </w:r>
           </w:p>
         </w:tc>
@@ -22389,7 +22389,7 @@
                 <w:b w:val="0"/>
                 <w:sz w:val="16"/>
               </w:rPr>
-              <w:t>025167</w:t>
+              <w:t>0 25 167</w:t>
             </w:r>
           </w:p>
         </w:tc>
@@ -22553,7 +22553,7 @@
                 <w:b w:val="0"/>
                 <w:sz w:val="16"/>
               </w:rPr>
-              <w:t>025170</w:t>
+              <w:t>0 25 170</w:t>
             </w:r>
           </w:p>
         </w:tc>
@@ -22717,7 +22717,7 @@
                 <w:b w:val="0"/>
                 <w:sz w:val="16"/>
               </w:rPr>
-              <w:t>025171</w:t>
+              <w:t>0 25 171</w:t>
             </w:r>
           </w:p>
         </w:tc>
@@ -22881,7 +22881,7 @@
                 <w:b w:val="0"/>
                 <w:sz w:val="16"/>
               </w:rPr>
-              <w:t>025172</w:t>
+              <w:t>0 25 172</w:t>
             </w:r>
           </w:p>
         </w:tc>
@@ -23045,7 +23045,7 @@
                 <w:b w:val="0"/>
                 <w:sz w:val="16"/>
               </w:rPr>
-              <w:t>025174</w:t>
+              <w:t>0 25 174</w:t>
             </w:r>
           </w:p>
         </w:tc>
@@ -23209,7 +23209,7 @@
                 <w:b w:val="0"/>
                 <w:sz w:val="16"/>
               </w:rPr>
-              <w:t>025175</w:t>
+              <w:t>0 25 175</w:t>
             </w:r>
           </w:p>
         </w:tc>
@@ -23374,7 +23374,7 @@
                 <w:b w:val="0"/>
                 <w:sz w:val="16"/>
               </w:rPr>
-              <w:t>025180</w:t>
+              <w:t>0 25 180</w:t>
             </w:r>
           </w:p>
         </w:tc>
@@ -23538,7 +23538,7 @@
                 <w:b w:val="0"/>
                 <w:sz w:val="16"/>
               </w:rPr>
-              <w:t>025181</w:t>
+              <w:t>0 25 181</w:t>
             </w:r>
           </w:p>
         </w:tc>
@@ -23702,7 +23702,7 @@
                 <w:b w:val="0"/>
                 <w:sz w:val="16"/>
               </w:rPr>
-              <w:t>025182</w:t>
+              <w:t>0 25 182</w:t>
             </w:r>
           </w:p>
         </w:tc>
@@ -23866,7 +23866,7 @@
                 <w:b w:val="0"/>
                 <w:sz w:val="16"/>
               </w:rPr>
-              <w:t>025183</w:t>
+              <w:t>0 25 183</w:t>
             </w:r>
           </w:p>
         </w:tc>
@@ -24030,7 +24030,7 @@
                 <w:b w:val="0"/>
                 <w:sz w:val="16"/>
               </w:rPr>
-              <w:t>025184</w:t>
+              <w:t>0 25 184</w:t>
             </w:r>
           </w:p>
         </w:tc>
@@ -24194,7 +24194,7 @@
                 <w:b w:val="0"/>
                 <w:sz w:val="16"/>
               </w:rPr>
-              <w:t>025185</w:t>
+              <w:t>0 25 185</w:t>
             </w:r>
           </w:p>
         </w:tc>
@@ -24358,7 +24358,7 @@
                 <w:b w:val="0"/>
                 <w:sz w:val="16"/>
               </w:rPr>
-              <w:t>025186</w:t>
+              <w:t>0 25 186</w:t>
             </w:r>
           </w:p>
         </w:tc>
@@ -24522,7 +24522,7 @@
                 <w:b w:val="0"/>
                 <w:sz w:val="16"/>
               </w:rPr>
-              <w:t>025187</w:t>
+              <w:t>0 25 187</w:t>
             </w:r>
           </w:p>
         </w:tc>
@@ -24686,7 +24686,7 @@
                 <w:b w:val="0"/>
                 <w:sz w:val="16"/>
               </w:rPr>
-              <w:t>025188</w:t>
+              <w:t>0 25 188</w:t>
             </w:r>
           </w:p>
         </w:tc>
@@ -24850,7 +24850,7 @@
                 <w:b w:val="0"/>
                 <w:sz w:val="16"/>
               </w:rPr>
-              <w:t>025189</w:t>
+              <w:t>0 25 189</w:t>
             </w:r>
           </w:p>
         </w:tc>
@@ -25014,7 +25014,7 @@
                 <w:b w:val="0"/>
                 <w:sz w:val="16"/>
               </w:rPr>
-              <w:t>025190</w:t>
+              <w:t>0 25 190</w:t>
             </w:r>
           </w:p>
         </w:tc>
@@ -25178,7 +25178,7 @@
                 <w:b w:val="0"/>
                 <w:sz w:val="16"/>
               </w:rPr>
-              <w:t>025191</w:t>
+              <w:t>0 25 191</w:t>
             </w:r>
           </w:p>
         </w:tc>

--- a/docx/en/BUFRCREX_TableB_en_25.docx
+++ b/docx/en/BUFRCREX_TableB_en_25.docx
@@ -29687,377 +29687,6 @@
         </w:tc>
       </w:tr>
     </w:tbl>
-    <w:p/>
-    <w:p>
-      <w:r>
-        <w:rPr>
-          <w:rFonts w:ascii="Verdana" w:hAnsi="Verdana"/>
-          <w:i/>
-          <w:sz w:val="14"/>
-        </w:rPr>
-        <w:t>Note 23: A precipitation value of -0.1 kg m-2 before scaling (-1 after scaling or in CREX) shall indicate a "trace" (non-measurable, less than 0.05 kg m-2).</w:t>
-      </w:r>
-    </w:p>
-    <w:p>
-      <w:r>
-        <w:rPr>
-          <w:rFonts w:ascii="Verdana" w:hAnsi="Verdana"/>
-          <w:i/>
-          <w:sz w:val="14"/>
-        </w:rPr>
-        <w:t>Note 25: A previously defined significance may be cancelled by transmitting a "missing" from the appropriate code or flag table.</w:t>
-      </w:r>
-    </w:p>
-    <w:p>
-      <w:r>
-        <w:rPr>
-          <w:rFonts w:ascii="Verdana" w:hAnsi="Verdana"/>
-          <w:i/>
-          <w:sz w:val="14"/>
-        </w:rPr>
-        <w:t>Note 27: All times are Universal Time Coordinated (UTC) unless otherwise noted.</w:t>
-      </w:r>
-    </w:p>
-    <w:p>
-      <w:r>
-        <w:rPr>
-          <w:rFonts w:ascii="Verdana" w:hAnsi="Verdana"/>
-          <w:i/>
-          <w:sz w:val="14"/>
-        </w:rPr>
-        <w:t>Note 32: Bearing or azimuth shall only be used with respect to a stated location, and shall not redefine that location.</w:t>
-      </w:r>
-    </w:p>
-    <w:p>
-      <w:r>
-        <w:rPr>
-          <w:rFonts w:ascii="Verdana" w:hAnsi="Verdana"/>
-          <w:i/>
-          <w:sz w:val="14"/>
-        </w:rPr>
-        <w:t>Note 62: Distance shall only be used with respect to a stated location and a bearing, azimuth or elevation; it shall not redefine that location.</w:t>
-      </w:r>
-    </w:p>
-    <w:p>
-      <w:r>
-        <w:rPr>
-          <w:rFonts w:ascii="Verdana" w:hAnsi="Verdana"/>
-          <w:i/>
-          <w:sz w:val="14"/>
-        </w:rPr>
-        <w:t>Note 63: Downward radiation shall be assigned positive values.</w:t>
-      </w:r>
-    </w:p>
-    <w:p>
-      <w:r>
-        <w:rPr>
-          <w:rFonts w:ascii="Verdana" w:hAnsi="Verdana"/>
-          <w:i/>
-          <w:sz w:val="14"/>
-        </w:rPr>
-        <w:t>Note 64: Downward w-components shall be assigned positive values where units are Pa s-1.</w:t>
-      </w:r>
-    </w:p>
-    <w:p>
-      <w:r>
-        <w:rPr>
-          <w:rFonts w:ascii="Verdana" w:hAnsi="Verdana"/>
-          <w:i/>
-          <w:sz w:val="14"/>
-        </w:rPr>
-        <w:t>Note 66: East to west increments shall be assigned negative values.</w:t>
-      </w:r>
-    </w:p>
-    <w:p>
-      <w:r>
-        <w:rPr>
-          <w:rFonts w:ascii="Verdana" w:hAnsi="Verdana"/>
-          <w:i/>
-          <w:sz w:val="14"/>
-        </w:rPr>
-        <w:t>Note 75: For CREX descriptors F = B, not 0.</w:t>
-      </w:r>
-    </w:p>
-    <w:p>
-      <w:r>
-        <w:rPr>
-          <w:rFonts w:ascii="Verdana" w:hAnsi="Verdana"/>
-          <w:i/>
-          <w:sz w:val="14"/>
-        </w:rPr>
-        <w:t>Note 92: In order to distinguish unambiguously the cases of missing data and saturated pixels, n-bit image data should be encoded using a data width of n+1. Where such a descriptor is not already available in Class 30, operator descriptor 2 01 YYY should be used to modify the data width of the existing entry as required.</w:t>
-      </w:r>
-    </w:p>
-    <w:p>
-      <w:r>
-        <w:rPr>
-          <w:rFonts w:ascii="Verdana" w:hAnsi="Verdana"/>
-          <w:i/>
-          <w:sz w:val="14"/>
-        </w:rPr>
-        <w:t>Note 105: Negative time periods or displacements shall be used to indicate time periods or displacements preceding the currently defined time.</w:t>
-      </w:r>
-    </w:p>
-    <w:p>
-      <w:r>
-        <w:rPr>
-          <w:rFonts w:ascii="Verdana" w:hAnsi="Verdana"/>
-          <w:i/>
-          <w:sz w:val="14"/>
-        </w:rPr>
-        <w:t>Note 110: North to south increments shall be assigned negative values.</w:t>
-      </w:r>
-    </w:p>
-    <w:p>
-      <w:r>
-        <w:rPr>
-          <w:rFonts w:ascii="Verdana" w:hAnsi="Verdana"/>
-          <w:i/>
-          <w:sz w:val="14"/>
-        </w:rPr>
-        <w:t>Note 115: Pixel data width can be changed with descriptor 2 01 YYY.</w:t>
-      </w:r>
-    </w:p>
-    <w:p>
-      <w:r>
-        <w:rPr>
-          <w:rFonts w:ascii="Verdana" w:hAnsi="Verdana"/>
-          <w:i/>
-          <w:sz w:val="14"/>
-        </w:rPr>
-        <w:t>Note 121: Some indication of expected accuracy may be implied in conjunction with certain elements in this class.</w:t>
-      </w:r>
-    </w:p>
-    <w:p>
-      <w:r>
-        <w:rPr>
-          <w:rFonts w:ascii="Verdana" w:hAnsi="Verdana"/>
-          <w:i/>
-          <w:sz w:val="14"/>
-        </w:rPr>
-        <w:t>Note 122: South latitude shall be assigned negative values.</w:t>
-      </w:r>
-    </w:p>
-    <w:p>
-      <w:r>
-        <w:rPr>
-          <w:rFonts w:ascii="Verdana" w:hAnsi="Verdana"/>
-          <w:i/>
-          <w:sz w:val="14"/>
-        </w:rPr>
-        <w:t>Note 123: South to north v-components shall be assigned positive values.</w:t>
-      </w:r>
-    </w:p>
-    <w:p>
-      <w:r>
-        <w:rPr>
-          <w:rFonts w:ascii="Verdana" w:hAnsi="Verdana"/>
-          <w:i/>
-          <w:sz w:val="14"/>
-        </w:rPr>
-        <w:t>Note 126: Surface wind direction measured at a station within 1° of the North Pole or within 1° of the South Pole shall be reported in such a way that the azimuth ring shall be aligned with its zero coinciding with the Greenwich 0° meridian.</w:t>
-      </w:r>
-    </w:p>
-    <w:p>
-      <w:r>
-        <w:rPr>
-          <w:rFonts w:ascii="Verdana" w:hAnsi="Verdana"/>
-          <w:i/>
-          <w:sz w:val="14"/>
-        </w:rPr>
-        <w:t>Note 140: The pixel size on horizontal - 1 is given at location where map scale factor is unity.</w:t>
-      </w:r>
-    </w:p>
-    <w:p>
-      <w:r>
-        <w:rPr>
-          <w:rFonts w:ascii="Verdana" w:hAnsi="Verdana"/>
-          <w:i/>
-          <w:sz w:val="14"/>
-        </w:rPr>
-        <w:t>Note 141: The pixel size on horizontal - 2 is given at location where map scale factor is unity.</w:t>
-      </w:r>
-    </w:p>
-    <w:p>
-      <w:r>
-        <w:rPr>
-          <w:rFonts w:ascii="Verdana" w:hAnsi="Verdana"/>
-          <w:i/>
-          <w:sz w:val="14"/>
-        </w:rPr>
-        <w:t>Note 145: The significance of time periods or displacements may be indicated using the time significance code corresponding to table reference 0 08 021.</w:t>
-      </w:r>
-    </w:p>
-    <w:p>
-      <w:r>
-        <w:rPr>
-          <w:rFonts w:ascii="Verdana" w:hAnsi="Verdana"/>
-          <w:i/>
-          <w:sz w:val="14"/>
-        </w:rPr>
-        <w:t>Note 149: The time location, when used with forecast values, shall indicate the time of the initial state for the forecast, or the beginning of the forecast period; when used with ensemble means of forecast values, the time location shall indicate the initial state or the beginning of the first forecast over which ensemble means are derived.</w:t>
-      </w:r>
-    </w:p>
-    <w:p>
-      <w:r>
-        <w:rPr>
-          <w:rFonts w:ascii="Verdana" w:hAnsi="Verdana"/>
-          <w:i/>
-          <w:sz w:val="14"/>
-        </w:rPr>
-        <w:t>Note 155: This class may also contain elements relating to observational procedures.</w:t>
-      </w:r>
-    </w:p>
-    <w:p>
-      <w:r>
-        <w:rPr>
-          <w:rFonts w:ascii="Verdana" w:hAnsi="Verdana"/>
-          <w:i/>
-          <w:sz w:val="14"/>
-        </w:rPr>
-        <w:t>Note 156: This class shall contain elements to describe the instrumentation used to obtain the meteorological elements reported.</w:t>
-      </w:r>
-    </w:p>
-    <w:p>
-      <w:r>
-        <w:rPr>
-          <w:rFonts w:ascii="Verdana" w:hAnsi="Verdana"/>
-          <w:i/>
-          <w:sz w:val="14"/>
-        </w:rPr>
-        <w:t>Note 158: Time periods or displacements and time increments require an initial time location to be defined prior to their use, followed where appropriate by a time significance definition.</w:t>
-      </w:r>
-    </w:p>
-    <w:p>
-      <w:r>
-        <w:rPr>
-          <w:rFonts w:ascii="Verdana" w:hAnsi="Verdana"/>
-          <w:i/>
-          <w:sz w:val="14"/>
-        </w:rPr>
-        <w:t>Note 160: Upward radiation shall be assigned negative values.</w:t>
-      </w:r>
-    </w:p>
-    <w:p>
-      <w:r>
-        <w:rPr>
-          <w:rFonts w:ascii="Verdana" w:hAnsi="Verdana"/>
-          <w:i/>
-          <w:sz w:val="14"/>
-        </w:rPr>
-        <w:t>Note 161: Upward w-components shall be assigned positive values where units are m s-1.</w:t>
-      </w:r>
-    </w:p>
-    <w:p>
-      <w:r>
-        <w:rPr>
-          <w:rFonts w:ascii="Verdana" w:hAnsi="Verdana"/>
-          <w:i/>
-          <w:sz w:val="14"/>
-        </w:rPr>
-        <w:t>Note 162: Useful ranges used above:1011 Bq to 1019 Bq for releases;10-2 Bq to 107 Bq and 10-2 mSv to 107 mSv for concentration and doses.</w:t>
-      </w:r>
-    </w:p>
-    <w:p>
-      <w:r>
-        <w:rPr>
-          <w:rFonts w:ascii="Verdana" w:hAnsi="Verdana"/>
-          <w:i/>
-          <w:sz w:val="14"/>
-        </w:rPr>
-        <w:t>Note 163: Values of latitude and latitude increments are limited to the range -90 degrees to +90 degrees.</w:t>
-      </w:r>
-    </w:p>
-    <w:p>
-      <w:r>
-        <w:rPr>
-          <w:rFonts w:ascii="Verdana" w:hAnsi="Verdana"/>
-          <w:i/>
-          <w:sz w:val="14"/>
-        </w:rPr>
-        <w:t>Note 164: Values of longitude are limited to the range -180 degrees to +180 degrees.</w:t>
-      </w:r>
-    </w:p>
-    <w:p>
-      <w:r>
-        <w:rPr>
-          <w:rFonts w:ascii="Verdana" w:hAnsi="Verdana"/>
-          <w:i/>
-          <w:sz w:val="14"/>
-        </w:rPr>
-        <w:t>Note 165: Vertical elements and pressure shall be used to define values of these elements independent of the element or variable denoting the vertical coordinate.</w:t>
-      </w:r>
-    </w:p>
-    <w:p>
-      <w:r>
-        <w:rPr>
-          <w:rFonts w:ascii="Verdana" w:hAnsi="Verdana"/>
-          <w:i/>
-          <w:sz w:val="14"/>
-        </w:rPr>
-        <w:t>Note 166: West longitude shall be assigned negative values.</w:t>
-      </w:r>
-    </w:p>
-    <w:p>
-      <w:r>
-        <w:rPr>
-          <w:rFonts w:ascii="Verdana" w:hAnsi="Verdana"/>
-          <w:i/>
-          <w:sz w:val="14"/>
-        </w:rPr>
-        <w:t>Note 167: West to east u-components shall be assigned positive values.</w:t>
-      </w:r>
-    </w:p>
-    <w:p>
-      <w:r>
-        <w:rPr>
-          <w:rFonts w:ascii="Verdana" w:hAnsi="Verdana"/>
-          <w:i/>
-          <w:sz w:val="14"/>
-        </w:rPr>
-        <w:t>Note 176: Where more than one time period or displacement is required to define complex time structures, they shall be defined in immediate succession, and the following ordering shall apply: ensemble period (if required), followed by forecast period (if required), followed by period for averaging or accumulation (if required).</w:t>
-      </w:r>
-    </w:p>
-    <w:p>
-      <w:r>
-        <w:rPr>
-          <w:rFonts w:ascii="Verdana" w:hAnsi="Verdana"/>
-          <w:i/>
-          <w:sz w:val="14"/>
-        </w:rPr>
-        <w:t>Note 178: Where the expression "period specified" is entered under element name, an appropriate period shall be specified using descriptors from Class 04.</w:t>
-      </w:r>
-    </w:p>
-    <w:p>
-      <w:r>
-        <w:rPr>
-          <w:rFonts w:ascii="Verdana" w:hAnsi="Verdana"/>
-          <w:i/>
-          <w:sz w:val="14"/>
-        </w:rPr>
-        <w:t>Note 179: Where values are accumulated or averaged (for example over a time period), the total number of values from which the accumulated or averaged values are obtained may be represented using reference 0 08 022.</w:t>
-      </w:r>
-    </w:p>
-    <w:p>
-      <w:r>
-        <w:rPr>
-          <w:rFonts w:ascii="Verdana" w:hAnsi="Verdana"/>
-          <w:i/>
-          <w:sz w:val="14"/>
-        </w:rPr>
-        <w:t>Note 180: Wind reporting standards: Speed Direction No observation Missing Missing Calm 0 0 Normal observation &gt; 0 1° - 360° Speed only &gt; 0 Missing Direction only Missing 1°-360° "Light and variable" &gt; 0 0</w:t>
-      </w:r>
-    </w:p>
-    <w:p>
-      <w:r>
-        <w:rPr>
-          <w:rFonts w:ascii="Verdana" w:hAnsi="Verdana"/>
-          <w:i/>
-          <w:sz w:val="14"/>
-        </w:rPr>
-        <w:t>Note 181: Wind waves and waves reporting standards:Observation Speed Direction No observation Missing Missing Calm 0 0 Normal observation &gt;0 1-360 Speed only &gt;0 Missing Direction only Missing 1-360"Light and variable" &gt;0 0</w:t>
-      </w:r>
-    </w:p>
     <w:sectPr>
       <w:pgSz w:w="16838" w:h="11906" w:orient="landscape"/>
       <w:pgMar w:top="850" w:right="850" w:bottom="850" w:left="850" w:header="720" w:footer="720" w:gutter="0"/>
